--- a/project1/docs/测试报告.docx
+++ b/project1/docs/测试报告.docx
@@ -1775,13 +1775,13 @@
                 <w:b/>
                 <w:sz w:val="19"/>
               </w:rPr>
-              <w:t>85.7%</w:t>
-            </w:r>
-            <w:r>
-              <w:rPr>
-                <w:sz w:val="19"/>
-              </w:rPr>
-              <w:t>（18/21）</w:t>
+              <w:t>90.5%</w:t>
+            </w:r>
+            <w:r>
+              <w:rPr>
+                <w:sz w:val="19"/>
+              </w:rPr>
+              <w:t>（19/21）</w:t>
             </w:r>
           </w:p>
         </w:tc>
@@ -2001,9 +2001,16 @@
             </w:r>
             <w:r>
               <w:rPr>
-                <w:sz w:val="19"/>
-              </w:rPr>
-              <w:t>93.1%（27/29）</w:t>
+                <w:b/>
+                <w:sz w:val="19"/>
+              </w:rPr>
+              <w:t>96.6%</w:t>
+            </w:r>
+            <w:r>
+              <w:rPr>
+                <w:sz w:val="19"/>
+              </w:rPr>
+              <w:t>（28/29）</w:t>
             </w:r>
           </w:p>
         </w:tc>
@@ -2077,7 +2084,7 @@
               <w:rPr>
                 <w:sz w:val="19"/>
               </w:rPr>
-              <w:t>79.3%（23/29）</w:t>
+              <w:t>82.8%（24/29）</w:t>
             </w:r>
           </w:p>
         </w:tc>
@@ -2629,7 +2636,7 @@
               <w:rPr>
                 <w:sz w:val="19"/>
               </w:rPr>
-              <w:t>3 refuse_correct</w:t>
+              <w:t>4 refuse_correct</w:t>
             </w:r>
           </w:p>
         </w:tc>
@@ -2647,7 +2654,7 @@
               <w:rPr>
                 <w:sz w:val="19"/>
               </w:rPr>
-              <w:t>60%（2 条给出回答）</w:t>
+              <w:t>80%（1 条给出概述性回答）</w:t>
             </w:r>
           </w:p>
         </w:tc>
@@ -3068,7 +3075,7 @@
               <w:rPr>
                 <w:sz w:val="19"/>
               </w:rPr>
-              <w:t>评测集扩至 50 条（对齐脚手架配比）</w:t>
+              <w:t>表格结构化（find_tables → 21 个数据表块）</w:t>
             </w:r>
           </w:p>
         </w:tc>
@@ -3084,9 +3091,16 @@
             </w:r>
             <w:r>
               <w:rPr>
-                <w:sz w:val="19"/>
-              </w:rPr>
-              <w:t>85.7%*</w:t>
+                <w:b/>
+                <w:sz w:val="19"/>
+              </w:rPr>
+              <w:t>90.5%\</w:t>
+            </w:r>
+            <w:r>
+              <w:rPr>
+                <w:sz w:val="19"/>
+              </w:rPr>
+              <w:t>*</w:t>
             </w:r>
           </w:p>
         </w:tc>
@@ -3131,7 +3145,7 @@
     <w:p/>
     <w:p>
       <w:r>
-        <w:t>\* R4 采用更严格的口径：误拒答（i18）计入 refuse_wrong，而 R1-R3 未计入，因此数值不可与前三轮直接比较。</w:t>
+        <w:t>\* R4 改用 50 题严格口径（误拒答计入 refuse_wrong），与前三轮的 32 题宽松口径不可直接比较。R4 相对同口径基线的提升：拒答 85.7% → 90.5%，页码定位 93.1% → 96.6%。</w:t>
       </w:r>
     </w:p>
     <w:p>
@@ -4669,7 +4683,7 @@
         <w:pStyle w:val="Heading3"/>
       </w:pPr>
       <w:r>
-        <w:t>失败 2：PDF 表格结构丢失（wrong）</w:t>
+        <w:t>失败 2：PDF 表格结构丢失（wrong，已在第 4 轮修复）</w:t>
       </w:r>
     </w:p>
     <w:p>
@@ -4760,7 +4774,7 @@
         <w:rPr>
           <w:b/>
         </w:rPr>
-        <w:t>改进</w:t>
+        <w:t>修复</w:t>
       </w:r>
       <w:r>
         <w:t xml:space="preserve">：建库阶段用 </w:t>
@@ -4772,7 +4786,45 @@
         <w:t>page.find_tables()</w:t>
       </w:r>
       <w:r>
-        <w:t xml:space="preserve"> 保留行列结构，或把表格抽成结构化 JSON 作为"事实卡"注入</w:t>
+        <w:t xml:space="preserve"> 抽表，转成 </w:t>
+      </w:r>
+      <w:r>
+        <w:rPr>
+          <w:rFonts w:ascii="Consolas" w:hAnsi="Consolas"/>
+        </w:rPr>
+        <w:t>8 tbsp = 1 cup</w:t>
+      </w:r>
+      <w:r>
+        <w:t xml:space="preserve"> 形式的结构化句子单独成块；过滤掉"准备时间/难度"类元信息表，保留 21 个真数据表</w:t>
+      </w:r>
+    </w:p>
+    <w:p>
+      <w:pPr>
+        <w:pStyle w:val="ListBullet"/>
+      </w:pPr>
+      <w:r>
+        <w:rPr>
+          <w:b/>
+        </w:rPr>
+        <w:t>效果</w:t>
+      </w:r>
+      <w:r>
+        <w:t xml:space="preserve">：i17 现在稳定回答"1 杯等于 8 汤匙【教材 p.14】"；页码定位 93.1% → </w:t>
+      </w:r>
+      <w:r>
+        <w:rPr>
+          <w:b/>
+        </w:rPr>
+        <w:t>96.6%</w:t>
+      </w:r>
+      <w:r>
+        <w:t xml:space="preserve">，拒答 85.7% → </w:t>
+      </w:r>
+      <w:r>
+        <w:rPr>
+          <w:b/>
+        </w:rPr>
+        <w:t>90.5%</w:t>
       </w:r>
     </w:p>
     <w:p>
@@ -4950,7 +5002,7 @@
         <w:t>硬性过关条件</w:t>
       </w:r>
       <w:r>
-        <w:t>：拒答率 85.7%（≥70%）、评测集 50 条（≥20）、系统可复现 —— 全部满足</w:t>
+        <w:t>：拒答率 90.5%（≥70%）、评测集 50 条（≥20）、系统可复现 —— 全部满足</w:t>
       </w:r>
     </w:p>
     <w:p>
@@ -4978,7 +5030,7 @@
         <w:t>最大风险</w:t>
       </w:r>
       <w:r>
-        <w:t>：表格类数值问答（换算表、营养表）不可靠，需在 PPT 与答辩中主动说明</w:t>
+        <w:t>：实体替换型幻觉（i08/i24）——页码对、数字对，只有食材被模型换掉，常规校验发现不了</w:t>
       </w:r>
     </w:p>
     <w:p>
@@ -4992,7 +5044,7 @@
         <w:t>改进优先级</w:t>
       </w:r>
       <w:r>
-        <w:t>：① 表格结构化提取 ② 生成后实体校验 ③ 词形还原 ④ 模糊问题指代检测</w:t>
+        <w:t>：① 生成后实体校验 ② 词形还原（救 i18 类误拒）③ 模糊问题指代检测（救 v03）④ 营养表"每份/整批"单位歧义</w:t>
       </w:r>
     </w:p>
     <w:sectPr>
